--- a/rct-decomposition/KOTHA_Framework_ClinicalTrials_supplementary_tables.docx
+++ b/rct-decomposition/KOTHA_Framework_ClinicalTrials_supplementary_tables.docx
@@ -2754,7 +2754,7 @@
                 <w:sz w:val="22"/>
                 <w:szCs w:val="20"/>
               </w:rPr>
-              <w:t xml:space="preserve">OR 1.05 (0.03–27.97)</w:t>
+              <w:t xml:space="preserve">OR 1.05 (0.03--27.97)</w:t>
             </w:r>
           </w:p>
         </w:tc>
@@ -2864,7 +2864,7 @@
                 <w:sz w:val="22"/>
                 <w:szCs w:val="20"/>
               </w:rPr>
-              <w:t xml:space="preserve">HR 0.97 (0.58–1.65)</w:t>
+              <w:t xml:space="preserve">HR 0.97 (0.58--1.65)</w:t>
             </w:r>
           </w:p>
         </w:tc>
@@ -2974,7 +2974,7 @@
                 <w:sz w:val="22"/>
                 <w:szCs w:val="20"/>
               </w:rPr>
-              <w:t xml:space="preserve">OR 0.93 (0.15–2.92)</w:t>
+              <w:t xml:space="preserve">OR 0.93 (0.15--2.92)</w:t>
             </w:r>
           </w:p>
         </w:tc>
@@ -3084,7 +3084,7 @@
                 <w:sz w:val="22"/>
                 <w:szCs w:val="20"/>
               </w:rPr>
-              <w:t xml:space="preserve">HR 0.92 (0.53–1.64)</w:t>
+              <w:t xml:space="preserve">HR 0.92 (0.53--1.64)</w:t>
             </w:r>
           </w:p>
         </w:tc>
@@ -3194,7 +3194,7 @@
                 <w:sz w:val="22"/>
                 <w:szCs w:val="20"/>
               </w:rPr>
-              <w:t xml:space="preserve">OR 0.83 (0.22–1.75)</w:t>
+              <w:t xml:space="preserve">OR 0.83 (0.22--1.75)</w:t>
             </w:r>
           </w:p>
         </w:tc>
@@ -3304,7 +3304,7 @@
                 <w:sz w:val="22"/>
                 <w:szCs w:val="20"/>
               </w:rPr>
-              <w:t xml:space="preserve">HR 0.89 (0.53–1.41)</w:t>
+              <w:t xml:space="preserve">HR 0.89 (0.53--1.41)</w:t>
             </w:r>
           </w:p>
         </w:tc>
@@ -3414,7 +3414,7 @@
                 <w:sz w:val="22"/>
                 <w:szCs w:val="20"/>
               </w:rPr>
-              <w:t xml:space="preserve">OR 0.74 (0.25–1.43)</w:t>
+              <w:t xml:space="preserve">OR 0.74 (0.25--1.43)</w:t>
             </w:r>
           </w:p>
         </w:tc>
@@ -3524,7 +3524,7 @@
                 <w:sz w:val="22"/>
                 <w:szCs w:val="20"/>
               </w:rPr>
-              <w:t xml:space="preserve">HR 0.85 (0.55–1.24)</w:t>
+              <w:t xml:space="preserve">HR 0.85 (0.55--1.24)</w:t>
             </w:r>
           </w:p>
         </w:tc>
@@ -3634,7 +3634,7 @@
                 <w:sz w:val="22"/>
                 <w:szCs w:val="20"/>
               </w:rPr>
-              <w:t xml:space="preserve">OR 0.63 (0.28–1.10)</w:t>
+              <w:t xml:space="preserve">OR 0.63 (0.28--1.10)</w:t>
             </w:r>
           </w:p>
         </w:tc>
@@ -3744,7 +3744,7 @@
                 <w:sz w:val="22"/>
                 <w:szCs w:val="20"/>
               </w:rPr>
-              <w:t xml:space="preserve">HR 0.82 (0.59–1.10)</w:t>
+              <w:t xml:space="preserve">HR 0.82 (0.59--1.10)</w:t>
             </w:r>
           </w:p>
         </w:tc>
@@ -3854,7 +3854,7 @@
                 <w:sz w:val="22"/>
                 <w:szCs w:val="20"/>
               </w:rPr>
-              <w:t xml:space="preserve">OR 0.59 (0.29–0.98)</w:t>
+              <w:t xml:space="preserve">OR 0.59 (0.29--0.98)</w:t>
             </w:r>
           </w:p>
         </w:tc>
@@ -3964,7 +3964,7 @@
                 <w:sz w:val="22"/>
                 <w:szCs w:val="20"/>
               </w:rPr>
-              <w:t xml:space="preserve">HR 0.80 (0.62–1.00)</w:t>
+              <w:t xml:space="preserve">HR 0.80 (0.62--1.00)</w:t>
             </w:r>
           </w:p>
         </w:tc>
@@ -4074,7 +4074,7 @@
                 <w:sz w:val="22"/>
                 <w:szCs w:val="20"/>
               </w:rPr>
-              <w:t xml:space="preserve">OR 0.55 (0.32–0.87)</w:t>
+              <w:t xml:space="preserve">OR 0.55 (0.32--0.87)</w:t>
             </w:r>
           </w:p>
         </w:tc>
@@ -4184,7 +4184,7 @@
                 <w:sz w:val="22"/>
                 <w:szCs w:val="20"/>
               </w:rPr>
-              <w:t xml:space="preserve">HR 0.78 (0.64–0.93)</w:t>
+              <w:t xml:space="preserve">HR 0.78 (0.64--0.93)</w:t>
             </w:r>
           </w:p>
         </w:tc>
@@ -4334,7 +4334,7 @@
     <w:lvl w:ilvl="0">
       <w:start w:val="1"/>
       <w:numFmt w:val="bullet"/>
-      <w:lvlText w:val=""/>
+      <w:lvlText w:val="-"/>
       <w:lvlJc w:val="left"/>
       <w:pPr>
         <w:tabs>
@@ -4355,7 +4355,7 @@
       <w:start w:val="1"/>
       <w:numFmt w:val="bullet"/>
       <w:pStyle w:val="ListBullet3"/>
-      <w:lvlText w:val=""/>
+      <w:lvlText w:val="-"/>
       <w:lvlJc w:val="left"/>
       <w:pPr>
         <w:tabs>
@@ -4376,7 +4376,7 @@
       <w:start w:val="1"/>
       <w:numFmt w:val="bullet"/>
       <w:pStyle w:val="ListBullet2"/>
-      <w:lvlText w:val=""/>
+      <w:lvlText w:val="-"/>
       <w:lvlJc w:val="left"/>
       <w:pPr>
         <w:tabs>
@@ -4415,7 +4415,7 @@
       <w:start w:val="1"/>
       <w:numFmt w:val="bullet"/>
       <w:pStyle w:val="ListBullet"/>
-      <w:lvlText w:val=""/>
+      <w:lvlText w:val="-"/>
       <w:lvlJc w:val="left"/>
       <w:pPr>
         <w:tabs>
@@ -28156,10 +28156,10 @@
         <a:latin typeface="Calibri"/>
         <a:ea typeface=""/>
         <a:cs typeface=""/>
-        <a:font script="Jpan" typeface="ＭＳ ゴシック"/>
-        <a:font script="Hang" typeface="맑은 고딕"/>
-        <a:font script="Hans" typeface="宋体"/>
-        <a:font script="Hant" typeface="新細明體"/>
+        <a:font script="Jpan" typeface="MS Gothic"/>
+        <a:font script="Hang" typeface="Malgun Gothic"/>
+        <a:font script="Hans" typeface="SimSun"/>
+        <a:font script="Hant" typeface="PMingLiU"/>
         <a:font script="Arab" typeface="Times New Roman"/>
         <a:font script="Hebr" typeface="Times New Roman"/>
         <a:font script="Thai" typeface="Angsana New"/>
@@ -28191,10 +28191,10 @@
         <a:latin typeface="Cambria"/>
         <a:ea typeface=""/>
         <a:cs typeface=""/>
-        <a:font script="Jpan" typeface="ＭＳ 明朝"/>
-        <a:font script="Hang" typeface="맑은 고딕"/>
-        <a:font script="Hans" typeface="宋体"/>
-        <a:font script="Hant" typeface="新細明體"/>
+        <a:font script="Jpan" typeface="MS Mincho"/>
+        <a:font script="Hang" typeface="Malgun Gothic"/>
+        <a:font script="Hans" typeface="SimSun"/>
+        <a:font script="Hant" typeface="PMingLiU"/>
         <a:font script="Arab" typeface="Arial"/>
         <a:font script="Hebr" typeface="Arial"/>
         <a:font script="Thai" typeface="Cordia New"/>
